--- a/Questions.docx
+++ b/Questions.docx
@@ -58,7 +58,23 @@
           <w:rFonts w:ascii="Google Sans" w:eastAsia="Google Sans" w:hAnsi="Google Sans" w:cs="Google Sans"/>
           <w:color w:val="1F1F1F"/>
         </w:rPr>
-        <w:t xml:space="preserve"> Ask for a name and age, then print a clean sentence such as “Aman is 19 years old.” Run it from a .py file.</w:t>
+        <w:t xml:space="preserve"> Ask for a name and age, then print a clean sentence such as “Aman is 19 years old.” Run it from a .</w:t>
+      </w:r>
+      <w:proofErr w:type="spellStart"/>
+      <w:r>
+        <w:rPr>
+          <w:rFonts w:ascii="Google Sans" w:eastAsia="Google Sans" w:hAnsi="Google Sans" w:cs="Google Sans"/>
+          <w:color w:val="1F1F1F"/>
+        </w:rPr>
+        <w:t>py</w:t>
+      </w:r>
+      <w:proofErr w:type="spellEnd"/>
+      <w:r>
+        <w:rPr>
+          <w:rFonts w:ascii="Google Sans" w:eastAsia="Google Sans" w:hAnsi="Google Sans" w:cs="Google Sans"/>
+          <w:color w:val="1F1F1F"/>
+        </w:rPr>
+        <w:t xml:space="preserve"> file.</w:t>
       </w:r>
     </w:p>
     <w:p>
@@ -347,6 +363,15 @@
         </w:rPr>
         <w:t>Chapter 03: Strings</w:t>
       </w:r>
+      <w:r>
+        <w:rPr>
+          <w:rFonts w:ascii="Google Sans" w:eastAsia="Google Sans" w:hAnsi="Google Sans" w:cs="Google Sans"/>
+          <w:b/>
+          <w:bCs/>
+          <w:color w:val="1F1F1F"/>
+        </w:rPr>
+        <w:t xml:space="preserve">  </w:t>
+      </w:r>
     </w:p>
     <w:p>
       <w:pPr>
@@ -466,7 +491,27 @@
           <w:bCs/>
           <w:color w:val="1F1F1F"/>
         </w:rPr>
-        <w:t>Text analyzer:</w:t>
+        <w:t xml:space="preserve">Text </w:t>
+      </w:r>
+      <w:proofErr w:type="spellStart"/>
+      <w:r>
+        <w:rPr>
+          <w:rFonts w:ascii="Google Sans" w:eastAsia="Google Sans" w:hAnsi="Google Sans" w:cs="Google Sans"/>
+          <w:b/>
+          <w:bCs/>
+          <w:color w:val="1F1F1F"/>
+        </w:rPr>
+        <w:t>analyzer</w:t>
+      </w:r>
+      <w:proofErr w:type="spellEnd"/>
+      <w:r>
+        <w:rPr>
+          <w:rFonts w:ascii="Google Sans" w:eastAsia="Google Sans" w:hAnsi="Google Sans" w:cs="Google Sans"/>
+          <w:b/>
+          <w:bCs/>
+          <w:color w:val="1F1F1F"/>
+        </w:rPr>
+        <w:t>:</w:t>
       </w:r>
       <w:r>
         <w:rPr>
@@ -596,7 +641,23 @@
           <w:rFonts w:ascii="Google Sans" w:eastAsia="Google Sans" w:hAnsi="Google Sans" w:cs="Google Sans"/>
           <w:color w:val="1F1F1F"/>
         </w:rPr>
-        <w:t xml:space="preserve"> Given a list of numbers, calculate its sum without using sum(), and count how many values are zero.</w:t>
+        <w:t xml:space="preserve"> Given a list of numbers, calculate its sum without using </w:t>
+      </w:r>
+      <w:proofErr w:type="gramStart"/>
+      <w:r>
+        <w:rPr>
+          <w:rFonts w:ascii="Google Sans" w:eastAsia="Google Sans" w:hAnsi="Google Sans" w:cs="Google Sans"/>
+          <w:color w:val="1F1F1F"/>
+        </w:rPr>
+        <w:t>sum(</w:t>
+      </w:r>
+      <w:proofErr w:type="gramEnd"/>
+      <w:r>
+        <w:rPr>
+          <w:rFonts w:ascii="Google Sans" w:eastAsia="Google Sans" w:hAnsi="Google Sans" w:cs="Google Sans"/>
+          <w:color w:val="1F1F1F"/>
+        </w:rPr>
+        <w:t>), and count how many values are zero.</w:t>
       </w:r>
     </w:p>
     <w:p>
@@ -843,7 +904,23 @@
           <w:rFonts w:ascii="Google Sans" w:eastAsia="Google Sans" w:hAnsi="Google Sans" w:cs="Google Sans"/>
           <w:color w:val="1F1F1F"/>
         </w:rPr>
-        <w:t xml:space="preserve"> Read four numbers and print the greatest one. Do not use max().</w:t>
+        <w:t xml:space="preserve"> Read four numbers and print the greatest one. Do not use </w:t>
+      </w:r>
+      <w:proofErr w:type="gramStart"/>
+      <w:r>
+        <w:rPr>
+          <w:rFonts w:ascii="Google Sans" w:eastAsia="Google Sans" w:hAnsi="Google Sans" w:cs="Google Sans"/>
+          <w:color w:val="1F1F1F"/>
+        </w:rPr>
+        <w:t>max(</w:t>
+      </w:r>
+      <w:proofErr w:type="gramEnd"/>
+      <w:r>
+        <w:rPr>
+          <w:rFonts w:ascii="Google Sans" w:eastAsia="Google Sans" w:hAnsi="Google Sans" w:cs="Google Sans"/>
+          <w:color w:val="1F1F1F"/>
+        </w:rPr>
+        <w:t>).</w:t>
       </w:r>
     </w:p>
     <w:p>
@@ -1210,7 +1287,27 @@
           <w:bCs/>
           <w:color w:val="1F1F1F"/>
         </w:rPr>
-        <w:t>Greatest of three function:</w:t>
+        <w:t xml:space="preserve">Greatest of three </w:t>
+      </w:r>
+      <w:proofErr w:type="gramStart"/>
+      <w:r>
+        <w:rPr>
+          <w:rFonts w:ascii="Google Sans" w:eastAsia="Google Sans" w:hAnsi="Google Sans" w:cs="Google Sans"/>
+          <w:b/>
+          <w:bCs/>
+          <w:color w:val="1F1F1F"/>
+        </w:rPr>
+        <w:t>function</w:t>
+      </w:r>
+      <w:proofErr w:type="gramEnd"/>
+      <w:r>
+        <w:rPr>
+          <w:rFonts w:ascii="Google Sans" w:eastAsia="Google Sans" w:hAnsi="Google Sans" w:cs="Google Sans"/>
+          <w:b/>
+          <w:bCs/>
+          <w:color w:val="1F1F1F"/>
+        </w:rPr>
+        <w:t>:</w:t>
       </w:r>
       <w:r>
         <w:rPr>
@@ -1249,7 +1346,39 @@
           <w:rFonts w:ascii="Google Sans" w:eastAsia="Google Sans" w:hAnsi="Google Sans" w:cs="Google Sans"/>
           <w:color w:val="1F1F1F"/>
         </w:rPr>
-        <w:t xml:space="preserve"> Create functions for Celsius→Fahrenheit and Fahrenheit→Celsius. Let the user choose the direction.</w:t>
+        <w:t xml:space="preserve"> Create functions for </w:t>
+      </w:r>
+      <w:proofErr w:type="spellStart"/>
+      <w:r>
+        <w:rPr>
+          <w:rFonts w:ascii="Google Sans" w:eastAsia="Google Sans" w:hAnsi="Google Sans" w:cs="Google Sans"/>
+          <w:color w:val="1F1F1F"/>
+        </w:rPr>
+        <w:t>Celsius→Fahrenheit</w:t>
+      </w:r>
+      <w:proofErr w:type="spellEnd"/>
+      <w:r>
+        <w:rPr>
+          <w:rFonts w:ascii="Google Sans" w:eastAsia="Google Sans" w:hAnsi="Google Sans" w:cs="Google Sans"/>
+          <w:color w:val="1F1F1F"/>
+        </w:rPr>
+        <w:t xml:space="preserve"> and </w:t>
+      </w:r>
+      <w:proofErr w:type="spellStart"/>
+      <w:r>
+        <w:rPr>
+          <w:rFonts w:ascii="Google Sans" w:eastAsia="Google Sans" w:hAnsi="Google Sans" w:cs="Google Sans"/>
+          <w:color w:val="1F1F1F"/>
+        </w:rPr>
+        <w:t>Fahrenheit→Celsius</w:t>
+      </w:r>
+      <w:proofErr w:type="spellEnd"/>
+      <w:r>
+        <w:rPr>
+          <w:rFonts w:ascii="Google Sans" w:eastAsia="Google Sans" w:hAnsi="Google Sans" w:cs="Google Sans"/>
+          <w:color w:val="1F1F1F"/>
+        </w:rPr>
+        <w:t>. Let the user choose the direction.</w:t>
       </w:r>
     </w:p>
     <w:p>
@@ -1404,7 +1533,23 @@
           <w:rFonts w:ascii="Google Sans" w:eastAsia="Google Sans" w:hAnsi="Google Sans" w:cs="Google Sans"/>
           <w:color w:val="1F1F1F"/>
         </w:rPr>
-        <w:t xml:space="preserve"> Write a program where game() returns a score. Read hi-score.txt and replace the stored score only when the new score is higher.</w:t>
+        <w:t xml:space="preserve"> Write a program where </w:t>
+      </w:r>
+      <w:proofErr w:type="gramStart"/>
+      <w:r>
+        <w:rPr>
+          <w:rFonts w:ascii="Google Sans" w:eastAsia="Google Sans" w:hAnsi="Google Sans" w:cs="Google Sans"/>
+          <w:color w:val="1F1F1F"/>
+        </w:rPr>
+        <w:t>game(</w:t>
+      </w:r>
+      <w:proofErr w:type="gramEnd"/>
+      <w:r>
+        <w:rPr>
+          <w:rFonts w:ascii="Google Sans" w:eastAsia="Google Sans" w:hAnsi="Google Sans" w:cs="Google Sans"/>
+          <w:color w:val="1F1F1F"/>
+        </w:rPr>
+        <w:t>) returns a score. Read hi-score.txt and replace the stored score only when the new score is higher.</w:t>
       </w:r>
     </w:p>
     <w:p>
@@ -1631,7 +1776,59 @@
           <w:rFonts w:ascii="Google Sans" w:eastAsia="Google Sans" w:hAnsi="Google Sans" w:cs="Google Sans"/>
           <w:color w:val="1F1F1F"/>
         </w:rPr>
-        <w:t xml:space="preserve"> Create a class attribute a = 10. Make an object, set object.a = 0, then print both object.a and ClassName.a.</w:t>
+        <w:t xml:space="preserve"> Create a class attribute a = 10. Make an object, set </w:t>
+      </w:r>
+      <w:proofErr w:type="spellStart"/>
+      <w:proofErr w:type="gramStart"/>
+      <w:r>
+        <w:rPr>
+          <w:rFonts w:ascii="Google Sans" w:eastAsia="Google Sans" w:hAnsi="Google Sans" w:cs="Google Sans"/>
+          <w:color w:val="1F1F1F"/>
+        </w:rPr>
+        <w:t>object.a</w:t>
+      </w:r>
+      <w:proofErr w:type="spellEnd"/>
+      <w:proofErr w:type="gramEnd"/>
+      <w:r>
+        <w:rPr>
+          <w:rFonts w:ascii="Google Sans" w:eastAsia="Google Sans" w:hAnsi="Google Sans" w:cs="Google Sans"/>
+          <w:color w:val="1F1F1F"/>
+        </w:rPr>
+        <w:t xml:space="preserve"> = 0, then print both </w:t>
+      </w:r>
+      <w:proofErr w:type="spellStart"/>
+      <w:proofErr w:type="gramStart"/>
+      <w:r>
+        <w:rPr>
+          <w:rFonts w:ascii="Google Sans" w:eastAsia="Google Sans" w:hAnsi="Google Sans" w:cs="Google Sans"/>
+          <w:color w:val="1F1F1F"/>
+        </w:rPr>
+        <w:t>object.a</w:t>
+      </w:r>
+      <w:proofErr w:type="spellEnd"/>
+      <w:proofErr w:type="gramEnd"/>
+      <w:r>
+        <w:rPr>
+          <w:rFonts w:ascii="Google Sans" w:eastAsia="Google Sans" w:hAnsi="Google Sans" w:cs="Google Sans"/>
+          <w:color w:val="1F1F1F"/>
+        </w:rPr>
+        <w:t xml:space="preserve"> and </w:t>
+      </w:r>
+      <w:proofErr w:type="spellStart"/>
+      <w:r>
+        <w:rPr>
+          <w:rFonts w:ascii="Google Sans" w:eastAsia="Google Sans" w:hAnsi="Google Sans" w:cs="Google Sans"/>
+          <w:color w:val="1F1F1F"/>
+        </w:rPr>
+        <w:t>ClassName.a</w:t>
+      </w:r>
+      <w:proofErr w:type="spellEnd"/>
+      <w:r>
+        <w:rPr>
+          <w:rFonts w:ascii="Google Sans" w:eastAsia="Google Sans" w:hAnsi="Google Sans" w:cs="Google Sans"/>
+          <w:color w:val="1F1F1F"/>
+        </w:rPr>
+        <w:t>.</w:t>
       </w:r>
     </w:p>
     <w:p>
@@ -1722,7 +1919,23 @@
           <w:rFonts w:ascii="Google Sans" w:eastAsia="Google Sans" w:hAnsi="Google Sans" w:cs="Google Sans"/>
           <w:color w:val="1F1F1F"/>
         </w:rPr>
-        <w:t xml:space="preserve"> Create an Employee base class and a Programmer child class. Give the Programmer one additional attribute and one additional method.</w:t>
+        <w:t xml:space="preserve"> Create an </w:t>
+      </w:r>
+      <w:proofErr w:type="gramStart"/>
+      <w:r>
+        <w:rPr>
+          <w:rFonts w:ascii="Google Sans" w:eastAsia="Google Sans" w:hAnsi="Google Sans" w:cs="Google Sans"/>
+          <w:color w:val="1F1F1F"/>
+        </w:rPr>
+        <w:t>Employee</w:t>
+      </w:r>
+      <w:proofErr w:type="gramEnd"/>
+      <w:r>
+        <w:rPr>
+          <w:rFonts w:ascii="Google Sans" w:eastAsia="Google Sans" w:hAnsi="Google Sans" w:cs="Google Sans"/>
+          <w:color w:val="1F1F1F"/>
+        </w:rPr>
+        <w:t xml:space="preserve"> base class and a Programmer child class. Give the Programmer one additional attribute and one additional method.</w:t>
       </w:r>
     </w:p>
     <w:p>
@@ -1754,7 +1967,39 @@
           <w:rFonts w:ascii="Google Sans" w:eastAsia="Google Sans" w:hAnsi="Google Sans" w:cs="Google Sans"/>
           <w:color w:val="1F1F1F"/>
         </w:rPr>
-        <w:t xml:space="preserve"> Create Animal → Pet → Dog classes. Dog should inherit the earlier behavior and add a bark() method.</w:t>
+        <w:t xml:space="preserve"> Create Animal → Pet → Dog classes. Dog should inherit the earlier </w:t>
+      </w:r>
+      <w:proofErr w:type="spellStart"/>
+      <w:r>
+        <w:rPr>
+          <w:rFonts w:ascii="Google Sans" w:eastAsia="Google Sans" w:hAnsi="Google Sans" w:cs="Google Sans"/>
+          <w:color w:val="1F1F1F"/>
+        </w:rPr>
+        <w:t>behavior</w:t>
+      </w:r>
+      <w:proofErr w:type="spellEnd"/>
+      <w:r>
+        <w:rPr>
+          <w:rFonts w:ascii="Google Sans" w:eastAsia="Google Sans" w:hAnsi="Google Sans" w:cs="Google Sans"/>
+          <w:color w:val="1F1F1F"/>
+        </w:rPr>
+        <w:t xml:space="preserve"> and add a </w:t>
+      </w:r>
+      <w:proofErr w:type="gramStart"/>
+      <w:r>
+        <w:rPr>
+          <w:rFonts w:ascii="Google Sans" w:eastAsia="Google Sans" w:hAnsi="Google Sans" w:cs="Google Sans"/>
+          <w:color w:val="1F1F1F"/>
+        </w:rPr>
+        <w:t>bark(</w:t>
+      </w:r>
+      <w:proofErr w:type="gramEnd"/>
+      <w:r>
+        <w:rPr>
+          <w:rFonts w:ascii="Google Sans" w:eastAsia="Google Sans" w:hAnsi="Google Sans" w:cs="Google Sans"/>
+          <w:color w:val="1F1F1F"/>
+        </w:rPr>
+        <w:t>) method.</w:t>
       </w:r>
     </w:p>
     <w:p>
@@ -1786,7 +2031,23 @@
           <w:rFonts w:ascii="Google Sans" w:eastAsia="Google Sans" w:hAnsi="Google Sans" w:cs="Google Sans"/>
           <w:color w:val="1F1F1F"/>
         </w:rPr>
-        <w:t xml:space="preserve"> Create salary and increment data, then expose salary_after_increment as a @property. Add a setter that changes the increment used by the property.</w:t>
+        <w:t xml:space="preserve"> Create salary and increment data, then expose </w:t>
+      </w:r>
+      <w:proofErr w:type="spellStart"/>
+      <w:r>
+        <w:rPr>
+          <w:rFonts w:ascii="Google Sans" w:eastAsia="Google Sans" w:hAnsi="Google Sans" w:cs="Google Sans"/>
+          <w:color w:val="1F1F1F"/>
+        </w:rPr>
+        <w:t>salary_after_increment</w:t>
+      </w:r>
+      <w:proofErr w:type="spellEnd"/>
+      <w:r>
+        <w:rPr>
+          <w:rFonts w:ascii="Google Sans" w:eastAsia="Google Sans" w:hAnsi="Google Sans" w:cs="Google Sans"/>
+          <w:color w:val="1F1F1F"/>
+        </w:rPr>
+        <w:t xml:space="preserve"> as a @property. Add a setter that changes the increment used by the property.</w:t>
       </w:r>
     </w:p>
     <w:p>
@@ -1850,7 +2111,23 @@
           <w:rFonts w:ascii="Google Sans" w:eastAsia="Google Sans" w:hAnsi="Google Sans" w:cs="Google Sans"/>
           <w:color w:val="1F1F1F"/>
         </w:rPr>
-        <w:t xml:space="preserve"> Create a vector class that overloads + and * so + gives vector addition and * gives a dot product. Also implement __len__.</w:t>
+        <w:t xml:space="preserve"> Create a vector class that overloads + and * so + gives vector addition and * gives a dot product. Also implement __</w:t>
+      </w:r>
+      <w:proofErr w:type="spellStart"/>
+      <w:r>
+        <w:rPr>
+          <w:rFonts w:ascii="Google Sans" w:eastAsia="Google Sans" w:hAnsi="Google Sans" w:cs="Google Sans"/>
+          <w:color w:val="1F1F1F"/>
+        </w:rPr>
+        <w:t>len</w:t>
+      </w:r>
+      <w:proofErr w:type="spellEnd"/>
+      <w:r>
+        <w:rPr>
+          <w:rFonts w:ascii="Google Sans" w:eastAsia="Google Sans" w:hAnsi="Google Sans" w:cs="Google Sans"/>
+          <w:color w:val="1F1F1F"/>
+        </w:rPr>
+        <w:t>__.</w:t>
       </w:r>
     </w:p>
     <w:p>
@@ -1973,7 +2250,23 @@
           <w:rFonts w:ascii="Google Sans" w:eastAsia="Google Sans" w:hAnsi="Google Sans" w:cs="Google Sans"/>
           <w:color w:val="1F1F1F"/>
         </w:rPr>
-        <w:t xml:space="preserve"> Given a list of names, print the 3rd, 5th, and 7th elements using enumerate().</w:t>
+        <w:t xml:space="preserve"> Given a list of names, print the 3rd, 5th, and 7th elements using </w:t>
+      </w:r>
+      <w:proofErr w:type="gramStart"/>
+      <w:r>
+        <w:rPr>
+          <w:rFonts w:ascii="Google Sans" w:eastAsia="Google Sans" w:hAnsi="Google Sans" w:cs="Google Sans"/>
+          <w:color w:val="1F1F1F"/>
+        </w:rPr>
+        <w:t>enumerate(</w:t>
+      </w:r>
+      <w:proofErr w:type="gramEnd"/>
+      <w:r>
+        <w:rPr>
+          <w:rFonts w:ascii="Google Sans" w:eastAsia="Google Sans" w:hAnsi="Google Sans" w:cs="Google Sans"/>
+          <w:color w:val="1F1F1F"/>
+        </w:rPr>
+        <w:t>).</w:t>
       </w:r>
     </w:p>
     <w:p>
@@ -2160,7 +2453,23 @@
           <w:rFonts w:ascii="Google Sans" w:eastAsia="Google Sans" w:hAnsi="Google Sans" w:cs="Google Sans"/>
           <w:color w:val="1F1F1F"/>
         </w:rPr>
-        <w:t xml:space="preserve"> Given a list of integers, create a new list containing only values divisible by 5 using filter().</w:t>
+        <w:t xml:space="preserve"> Given a list of integers, create a new list containing only values divisible by 5 using </w:t>
+      </w:r>
+      <w:proofErr w:type="gramStart"/>
+      <w:r>
+        <w:rPr>
+          <w:rFonts w:ascii="Google Sans" w:eastAsia="Google Sans" w:hAnsi="Google Sans" w:cs="Google Sans"/>
+          <w:color w:val="1F1F1F"/>
+        </w:rPr>
+        <w:t>filter(</w:t>
+      </w:r>
+      <w:proofErr w:type="gramEnd"/>
+      <w:r>
+        <w:rPr>
+          <w:rFonts w:ascii="Google Sans" w:eastAsia="Google Sans" w:hAnsi="Google Sans" w:cs="Google Sans"/>
+          <w:color w:val="1F1F1F"/>
+        </w:rPr>
+        <w:t>).</w:t>
       </w:r>
     </w:p>
     <w:p>
@@ -2193,7 +2502,39 @@
           <w:rFonts w:ascii="Google Sans" w:eastAsia="Google Sans" w:hAnsi="Google Sans" w:cs="Google Sans"/>
           <w:color w:val="1F1F1F"/>
         </w:rPr>
-        <w:t xml:space="preserve"> Use reduce() to find the maximum value in a list without using max().</w:t>
+        <w:t xml:space="preserve"> Use </w:t>
+      </w:r>
+      <w:proofErr w:type="gramStart"/>
+      <w:r>
+        <w:rPr>
+          <w:rFonts w:ascii="Google Sans" w:eastAsia="Google Sans" w:hAnsi="Google Sans" w:cs="Google Sans"/>
+          <w:color w:val="1F1F1F"/>
+        </w:rPr>
+        <w:t>reduce(</w:t>
+      </w:r>
+      <w:proofErr w:type="gramEnd"/>
+      <w:r>
+        <w:rPr>
+          <w:rFonts w:ascii="Google Sans" w:eastAsia="Google Sans" w:hAnsi="Google Sans" w:cs="Google Sans"/>
+          <w:color w:val="1F1F1F"/>
+        </w:rPr>
+        <w:t xml:space="preserve">) to find the maximum value in a list without using </w:t>
+      </w:r>
+      <w:proofErr w:type="gramStart"/>
+      <w:r>
+        <w:rPr>
+          <w:rFonts w:ascii="Google Sans" w:eastAsia="Google Sans" w:hAnsi="Google Sans" w:cs="Google Sans"/>
+          <w:color w:val="1F1F1F"/>
+        </w:rPr>
+        <w:t>max(</w:t>
+      </w:r>
+      <w:proofErr w:type="gramEnd"/>
+      <w:r>
+        <w:rPr>
+          <w:rFonts w:ascii="Google Sans" w:eastAsia="Google Sans" w:hAnsi="Google Sans" w:cs="Google Sans"/>
+          <w:color w:val="1F1F1F"/>
+        </w:rPr>
+        <w:t>).</w:t>
       </w:r>
     </w:p>
     <w:p>
